--- a/docs/Heating_Air_Paramedics_Readiness.docx
+++ b/docs/Heating_Air_Paramedics_Readiness.docx
@@ -13,7 +13,7 @@
           <w:color w:val="6B7280"/>
           <w:sz w:val="16"/>
         </w:rPr>
-        <w:t>VELOCITY GTM CO  ·  ServiceBridge GTM  ·  Threshold Brands  ·  Track 2 P2 #3 NorthStar</w:t>
+        <w:t>VELOCITY GTM CO  ·  ServiceBridge GTM  ·  Threshold Brands  ·  Track 2 P2 #3</w:t>
       </w:r>
     </w:p>
     <w:p>
@@ -41,7 +41,7 @@
           <w:color w:val="185FA5"/>
           <w:sz w:val="20"/>
         </w:rPr>
-        <w:t>Score 75  ·  Tier T3  ·  Character: ★ NORTHSTAR · HVAC · PAIRED WITH PLUMBING PARAMEDICS</w:t>
+        <w:t>Score 75  ·  Tier T3  ·  Character: HVAC · PAIRED WITH PLUMBING PARAMEDICS</w:t>
       </w:r>
     </w:p>
     <w:p>
@@ -1722,7 +1722,7 @@
           <w:color w:val="374151"/>
           <w:sz w:val="20"/>
         </w:rPr>
-        <w:t>Score 75 (T3 NorthStar) per Track 2 v2 matrix. Drivers: rare engageable HVAC opportunity (most HVAC scale brands ST-locked), Paramedics paired play with Plumbing sister brand, 24/7 emergency dispatch ServiceBridge fit, ServiceBridge vs ServiceTitan pricing story lands. Reduced by smallest scale, ServiceTitan competitive shadow, Threshold platform fragility. Threshold parent +20 NorthStar bonus.</w:t>
+        <w:t>Score 75 (T3) per Track 2 v2 matrix. Drivers: rare engageable HVAC opportunity (most HVAC scale brands ST-locked), Paramedics paired play with Plumbing sister brand, 24/7 emergency dispatch ServiceBridge fit, ServiceBridge vs ServiceTitan pricing story lands. Reduced by smallest scale, ServiceTitan competitive shadow, Threshold platform fragility. Threshold parent +20 bonus.</w:t>
       </w:r>
     </w:p>
     <w:p>
